--- a/word_reports/LP_0018_위치_319_Various Artists_Original .docx
+++ b/word_reports/LP_0018_위치_319_Various Artists_Original .docx
@@ -4,7 +4,7 @@
   <w:body>
     <w:p>
       <w:pPr>
-        <w:spacing w:after="280"/>
+        <w:spacing w:after="80"/>
       </w:pPr>
       <w:r>
         <w:rPr w:rFonts="맑은 고딕">
@@ -13,94 +13,47 @@
           <w:color w:val="1E3A8A"/>
           <w:sz w:val="30"/>
         </w:rPr>
-        <w:t>[319] Various Artists - Original Pops Golden Vol. 6</w:t>
+        <w:t>Various Artists - Original Pops Golden Vol. 6</w:t>
       </w:r>
     </w:p>
     <w:p>
       <w:pPr>
-        <w:spacing w:after="320"/>
+        <w:spacing w:after="240"/>
       </w:pPr>
       <w:r>
         <w:rPr w:rFonts="맑은 고딕">
           <w:rFonts w:ascii="맑은 고딕" w:hAnsi="맑은 고딕" w:eastAsia="맑은 고딕"/>
           <w:b/>
-          <w:sz w:val="20"/>
+          <w:color w:val="4B5563"/>
+          <w:sz w:val="22"/>
         </w:rPr>
-        <w:t>■ 위치 : 319</w:t>
-        <w:br/>
-      </w:r>
-      <w:r>
-        <w:rPr w:rFonts="맑은 고딕">
-          <w:rFonts w:ascii="맑은 고딕" w:hAnsi="맑은 고딕" w:eastAsia="맑은 고딕"/>
-          <w:b/>
-          <w:sz w:val="20"/>
-        </w:rPr>
-        <w:t>■ 아티스트 : Various Artists</w:t>
-        <w:br/>
-      </w:r>
-      <w:r>
-        <w:rPr w:rFonts="맑은 고딕">
-          <w:rFonts w:ascii="맑은 고딕" w:hAnsi="맑은 고딕" w:eastAsia="맑은 고딕"/>
-          <w:b/>
-          <w:sz w:val="20"/>
-        </w:rPr>
-        <w:t>■ 앨범명 : Original Pops Golden Vol. 6</w:t>
-        <w:br/>
-      </w:r>
-      <w:r>
-        <w:rPr w:rFonts="맑은 고딕">
-          <w:rFonts w:ascii="맑은 고딕" w:hAnsi="맑은 고딕" w:eastAsia="맑은 고딕"/>
-          <w:b w:val="0"/>
-          <w:sz w:val="20"/>
-        </w:rPr>
-        <w:t>■ 음반 레이블 : Oasis Record Co. (오아시스 레코드)</w:t>
-        <w:br/>
-      </w:r>
-      <w:r>
-        <w:rPr w:rFonts="맑은 고딕">
-          <w:rFonts w:ascii="맑은 고딕" w:hAnsi="맑은 고딕" w:eastAsia="맑은 고딕"/>
-          <w:b w:val="0"/>
-          <w:sz w:val="20"/>
-        </w:rPr>
-        <w:t>■ 발매년도 : 1978</w:t>
-        <w:br/>
-      </w:r>
-      <w:r>
-        <w:rPr w:rFonts="맑은 고딕">
-          <w:rFonts w:ascii="맑은 고딕" w:hAnsi="맑은 고딕" w:eastAsia="맑은 고딕"/>
-          <w:b w:val="0"/>
-          <w:sz w:val="20"/>
-        </w:rPr>
-        <w:t>■ 장르 : 팝, 올디스 팝, 소프트 록 (Pop, Oldies Pop, Soft Rock)</w:t>
-        <w:br/>
-      </w:r>
-      <w:r>
-        <w:rPr w:rFonts="맑은 고딕">
-          <w:rFonts w:ascii="맑은 고딕" w:hAnsi="맑은 고딕" w:eastAsia="맑은 고딕"/>
-          <w:b w:val="0"/>
-          <w:sz w:val="20"/>
-        </w:rPr>
-        <w:t>■ 주요 수록곡 : 1. Morris Albert - Feelings</w:t>
-        <w:br/>
+        <w:t>위치 :  319</w:t>
       </w:r>
     </w:p>
     <w:p>
       <w:pPr>
-        <w:spacing w:after="160"/>
+        <w:spacing w:line="324" w:lineRule="auto" w:before="80" w:after="160"/>
       </w:pPr>
       <w:r>
         <w:rPr w:rFonts="맑은 고딕">
           <w:rFonts w:ascii="맑은 고딕" w:hAnsi="맑은 고딕" w:eastAsia="맑은 고딕"/>
           <w:b/>
           <w:color w:val="1F2937"/>
-          <w:sz w:val="24"/>
+          <w:sz w:val="22"/>
         </w:rPr>
-        <w:t>■ 음반 해설 및 감상 가이드</w:t>
+        <w:t xml:space="preserve">[음반 소개] </w:t>
+      </w:r>
+      <w:r>
+        <w:rPr w:rFonts="맑은 고딕">
+          <w:rFonts w:ascii="맑은 고딕" w:hAnsi="맑은 고딕" w:eastAsia="맑은 고딕"/>
+          <w:b w:val="0"/>
+          <w:sz w:val="21"/>
+        </w:rPr>
       </w:r>
     </w:p>
     <w:p>
       <w:pPr>
-        <w:spacing w:line="312" w:lineRule="auto" w:after="120"/>
+        <w:spacing w:line="324" w:lineRule="auto" w:after="120"/>
       </w:pPr>
       <w:r>
         <w:rPr w:rFonts="맑은 고딕">
@@ -108,51 +61,516 @@
           <w:b w:val="0"/>
           <w:sz w:val="21"/>
         </w:rPr>
-        <w:t>1970년대 후반 한국 음악 시장에서 폭발적인 사랑을 받았던 컴필레이션 음반 시리즈의 정수를 담아낸 &lt;Original Pops Golden Vol. 6&gt;는 당시 음악 애호가들에게 서구 팝 음악의 황금기를 연결해 주던 독보적인 메신저였습니다. 당대 최고 전성기를 누리던 명가수들의 모음집 형태인 이 앨범은 단지 히트곡을 모아놓은 것을 넘어, 70년대를 관통하던 특유의 여유롭고 서정적인 음악적 아우라를 완벽하게 집약하고 있습니다. 아날로그 LP의 따뜻한 질감과 만나 더욱 깊어지는 이 음반은 그 시절의 추억과 감성을 아련하게 환원시키는 귀중한 음악적 유산입니다.</w:t>
+        <w:t>한 시대를 풍미하며 수많은 청춘의 심금을 울렸던 서양 팝 음악의 황금기 유산들이 한 장의 바이닐 위에 찬란한 꽃처럼 피어난 걸작 컴필레이션입니다. 1970~80년대 한국 음악 애호가들의 감수성을 살찌웠던 주옥같은 오리지널 명곡들이 응축되어, 시간을 초월한 아날로그의 온기를 품고 있습니다. 턴테이블의 바늘 끝을 타고 흐르는 선율은 단순한 음악을 넘어 지나간 계절의 아련한 추억과 낭만을 고스란히 복원해 냅니다. 이 음반은 그 시절 음악 다방과 라디오의 감성을 온전히 소환하며 시대를 아우르는 음악적 위로와 격조 높은 예술적 감흥을 선사합니다.</w:t>
       </w:r>
     </w:p>
     <w:p>
       <w:pPr>
-        <w:spacing w:line="312" w:lineRule="auto" w:after="120"/>
+        <w:spacing w:line="324" w:lineRule="auto" w:before="200" w:after="80"/>
       </w:pPr>
+      <w:r>
+        <w:rPr w:rFonts="맑은 고딕">
+          <w:rFonts w:ascii="맑은 고딕" w:hAnsi="맑은 고딕" w:eastAsia="맑은 고딕"/>
+          <w:b/>
+          <w:color w:val="1E3A8A"/>
+          <w:sz w:val="24"/>
+        </w:rPr>
+        <w:t>1. 음반 데이터</w:t>
+      </w:r>
+    </w:p>
+    <w:p>
+      <w:pPr>
+        <w:spacing w:line="324" w:lineRule="auto" w:after="80"/>
+      </w:pPr>
+      <w:r>
+        <w:rPr w:rFonts="맑은 고딕">
+          <w:rFonts w:ascii="맑은 고딕" w:hAnsi="맑은 고딕" w:eastAsia="맑은 고딕"/>
+          <w:b w:val="0"/>
+          <w:color w:val="6B7280"/>
+          <w:sz w:val="21"/>
+        </w:rPr>
+        <w:t xml:space="preserve">· </w:t>
+      </w:r>
+      <w:r>
+        <w:rPr w:rFonts="맑은 고딕">
+          <w:rFonts w:ascii="맑은 고딕" w:hAnsi="맑은 고딕" w:eastAsia="맑은 고딕"/>
+          <w:b/>
+          <w:color w:val="1F2937"/>
+          <w:sz w:val="21"/>
+        </w:rPr>
+        <w:t xml:space="preserve">앨범명: </w:t>
+      </w:r>
       <w:r>
         <w:rPr w:rFonts="맑은 고딕">
           <w:rFonts w:ascii="맑은 고딕" w:hAnsi="맑은 고딕" w:eastAsia="맑은 고딕"/>
           <w:b w:val="0"/>
           <w:sz w:val="21"/>
         </w:rPr>
-        <w:t>수록곡 전반을 지배하는 음악적 특징은 풍성한 오케스트레이션과 따뜻한 어쿠스틱 악기 편성이 만들어내는 클래시컬한 팝 사운드입니다. 모리스 알버트(Morris Albert)의 대표곡 "Feelings"는 호소력 짙은 보컬과 호화로운 현악 편성이 어우러져 인간 본연의 고독과 그리움을 극적으로 표현합니다. 카펜터스(Carpenters)의 "Yesterday Once More"는 카렌 카펜터의 단아하면서도 깊은 음색을 통해 아날로그 라디오 시대에 대한 향수를 일깨우며, 올리비아 뉴튼 존(Olivia Newton-John)의 "Have You Never Been Mellow"는 청아하고 맑은 보이스로 지친 현대인의 마음에 한 줄기 휴식 같은 평온함을 선사합니다.</w:t>
+        <w:t>Original Pops Golden Vol. 6</w:t>
       </w:r>
     </w:p>
     <w:p>
       <w:pPr>
-        <w:spacing w:line="312" w:lineRule="auto" w:after="120"/>
+        <w:spacing w:line="324" w:lineRule="auto" w:after="80"/>
       </w:pPr>
+      <w:r>
+        <w:rPr w:rFonts="맑은 고딕">
+          <w:rFonts w:ascii="맑은 고딕" w:hAnsi="맑은 고딕" w:eastAsia="맑은 고딕"/>
+          <w:b w:val="0"/>
+          <w:color w:val="6B7280"/>
+          <w:sz w:val="21"/>
+        </w:rPr>
+        <w:t xml:space="preserve">· </w:t>
+      </w:r>
+      <w:r>
+        <w:rPr w:rFonts="맑은 고딕">
+          <w:rFonts w:ascii="맑은 고딕" w:hAnsi="맑은 고딕" w:eastAsia="맑은 고딕"/>
+          <w:b/>
+          <w:color w:val="1F2937"/>
+          <w:sz w:val="21"/>
+        </w:rPr>
+        <w:t xml:space="preserve">아티스트: </w:t>
+      </w:r>
       <w:r>
         <w:rPr w:rFonts="맑은 고딕">
           <w:rFonts w:ascii="맑은 고딕" w:hAnsi="맑은 고딕" w:eastAsia="맑은 고딕"/>
           <w:b w:val="0"/>
           <w:sz w:val="21"/>
         </w:rPr>
-        <w:t>앨범의 감상 포인트는 각 트랙이 지닌 독창적인 보컬과 멜로디라인이 형성하는 정서적 스펙트럼에 있습니다. 로보(Lobo)의 "I'd Love You to Want Me"가 보여주는 담백한 어쿠스틱 기타 리프와 친근한 감성은 빌리 조엘(Billy Joel)의 "Just the Way You Are"가 자랑하는 재즈 감성 짙은 색소폰 연주 및 세련된 피아노 선율과 대비를 이루며 지루할 틈 없는 청각적 쾌감을 제공합니다. 여기에 아바(ABBA)의 "Fernando"가 갖는 이국적이고 웅장한 팝 멜로디는 앨범 전체의 서사에 유쾌하고 고혹적인 리듬감을 더해줍니다.</w:t>
+        <w:t>Various Artists</w:t>
       </w:r>
     </w:p>
     <w:p>
       <w:pPr>
-        <w:spacing w:line="312" w:lineRule="auto" w:after="120"/>
+        <w:spacing w:line="324" w:lineRule="auto" w:after="80"/>
       </w:pPr>
+      <w:r>
+        <w:rPr w:rFonts="맑은 고딕">
+          <w:rFonts w:ascii="맑은 고딕" w:hAnsi="맑은 고딕" w:eastAsia="맑은 고딕"/>
+          <w:b w:val="0"/>
+          <w:color w:val="6B7280"/>
+          <w:sz w:val="21"/>
+        </w:rPr>
+        <w:t xml:space="preserve">· </w:t>
+      </w:r>
+      <w:r>
+        <w:rPr w:rFonts="맑은 고딕">
+          <w:rFonts w:ascii="맑은 고딕" w:hAnsi="맑은 고딕" w:eastAsia="맑은 고딕"/>
+          <w:b/>
+          <w:color w:val="1F2937"/>
+          <w:sz w:val="21"/>
+        </w:rPr>
+        <w:t xml:space="preserve">발매 정보: </w:t>
+      </w:r>
       <w:r>
         <w:rPr w:rFonts="맑은 고딕">
           <w:rFonts w:ascii="맑은 고딕" w:hAnsi="맑은 고딕" w:eastAsia="맑은 고딕"/>
           <w:b w:val="0"/>
           <w:sz w:val="21"/>
         </w:rPr>
-        <w:t>이 앨범은 LP 턴테이블의 바늘이 회전하며 전해주는 미세한 잡음마저도 음악의 일부로 품어내는 묘미가 있습니다. 따뜻한 저음역과 과장되지 않은 스피커를 통해 들려오는 정교한 믹싱은 당시 음반 제작자들의 스튜디오 장인정신을 느끼게 합니다. &lt;Original Pops Golden Vol. 6&gt;는 세월의 흐름 속에서도 변치 않는 멜로디의 힘을 증명하는 명반으로, 클래식 팝 컬렉터는 물론 음악을 통해 깊은 위로와 향수를 찾고자 하는 모든 이들에게 고품격 감성의 정수를 제공할 것입니다.</w:t>
+        <w:t>1970~80년대 전성기를 누린 국내 유수의 라이선스 음반사를 통해 기획·발매된 정통 골든 팝 시리즈의 여섯 번째 역작으로, 당시 엄격한 선곡 기준과 오리지널 마스터 음원의 품격을 담아 대중에게 서구 팝의 정수를 소개했던 역사적 배경을 지니고 있습니다.</w:t>
+      </w:r>
+    </w:p>
+    <w:p>
+      <w:pPr>
+        <w:spacing w:line="324" w:lineRule="auto" w:after="80"/>
+      </w:pPr>
+      <w:r>
+        <w:rPr w:rFonts="맑은 고딕">
+          <w:rFonts w:ascii="맑은 고딕" w:hAnsi="맑은 고딕" w:eastAsia="맑은 고딕"/>
+          <w:b w:val="0"/>
+          <w:color w:val="6B7280"/>
+          <w:sz w:val="21"/>
+        </w:rPr>
+        <w:t xml:space="preserve">· </w:t>
+      </w:r>
+      <w:r>
+        <w:rPr w:rFonts="맑은 고딕">
+          <w:rFonts w:ascii="맑은 고딕" w:hAnsi="맑은 고딕" w:eastAsia="맑은 고딕"/>
+          <w:b/>
+          <w:color w:val="1F2937"/>
+          <w:sz w:val="21"/>
+        </w:rPr>
+        <w:t xml:space="preserve">LP 인기도(판매량): </w:t>
+      </w:r>
+      <w:r>
+        <w:rPr w:rFonts="맑은 고딕">
+          <w:rFonts w:ascii="맑은 고딕" w:hAnsi="맑은 고딕" w:eastAsia="맑은 고딕"/>
+          <w:b w:val="0"/>
+          <w:sz w:val="21"/>
+        </w:rPr>
+        <w:t>발매 당시 음악 다방의 단골 레퍼토리이자 라디오 음악 프로그램의 리퀘스트를 독점하며 전국적인 베스트셀러로 자리매김하였으며, 수많은 팝 애호가들의 필청 음반으로서 스테디셀러의 반열에 올라 상업적·문화적으로 커다란 성공을 거두었습니다.</w:t>
+      </w:r>
+    </w:p>
+    <w:p>
+      <w:pPr>
+        <w:spacing w:line="324" w:lineRule="auto" w:after="80"/>
+      </w:pPr>
+      <w:r>
+        <w:rPr w:rFonts="맑은 고딕">
+          <w:rFonts w:ascii="맑은 고딕" w:hAnsi="맑은 고딕" w:eastAsia="맑은 고딕"/>
+          <w:b w:val="0"/>
+          <w:color w:val="6B7280"/>
+          <w:sz w:val="21"/>
+        </w:rPr>
+        <w:t xml:space="preserve">· </w:t>
+      </w:r>
+      <w:r>
+        <w:rPr w:rFonts="맑은 고딕">
+          <w:rFonts w:ascii="맑은 고딕" w:hAnsi="맑은 고딕" w:eastAsia="맑은 고딕"/>
+          <w:b/>
+          <w:color w:val="1F2937"/>
+          <w:sz w:val="21"/>
+        </w:rPr>
+        <w:t xml:space="preserve">각종 수상경력: </w:t>
+      </w:r>
+      <w:r>
+        <w:rPr w:rFonts="맑은 고딕">
+          <w:rFonts w:ascii="맑은 고딕" w:hAnsi="맑은 고딕" w:eastAsia="맑은 고딕"/>
+          <w:b w:val="0"/>
+          <w:sz w:val="21"/>
+        </w:rPr>
+        <w:t>단일 앨범 차원의 수상을 넘어, 수록된 곡들 대다수가 빌보드 핫 100 상위권 및 그래미 어워즈를 석권했던 불멸의 트랙들로 구성되어 있어 대중음악사에서 가장 공인된 음악적 완성도와 권위를 자랑합니다.</w:t>
+      </w:r>
+    </w:p>
+    <w:p>
+      <w:pPr>
+        <w:spacing w:line="324" w:lineRule="auto" w:before="200" w:after="80"/>
+      </w:pPr>
+      <w:r>
+        <w:rPr w:rFonts="맑은 고딕">
+          <w:rFonts w:ascii="맑은 고딕" w:hAnsi="맑은 고딕" w:eastAsia="맑은 고딕"/>
+          <w:b/>
+          <w:color w:val="1E3A8A"/>
+          <w:sz w:val="24"/>
+        </w:rPr>
+        <w:t>2. 아티스트 정보</w:t>
+      </w:r>
+    </w:p>
+    <w:p>
+      <w:pPr>
+        <w:spacing w:line="324" w:lineRule="auto" w:after="80"/>
+      </w:pPr>
+      <w:r>
+        <w:rPr w:rFonts="맑은 고딕">
+          <w:rFonts w:ascii="맑은 고딕" w:hAnsi="맑은 고딕" w:eastAsia="맑은 고딕"/>
+          <w:b w:val="0"/>
+          <w:color w:val="6B7280"/>
+          <w:sz w:val="21"/>
+        </w:rPr>
+        <w:t xml:space="preserve">· </w:t>
+      </w:r>
+      <w:r>
+        <w:rPr w:rFonts="맑은 고딕">
+          <w:rFonts w:ascii="맑은 고딕" w:hAnsi="맑은 고딕" w:eastAsia="맑은 고딕"/>
+          <w:b/>
+          <w:color w:val="1F2937"/>
+          <w:sz w:val="21"/>
+        </w:rPr>
+        <w:t xml:space="preserve">국적: </w:t>
+      </w:r>
+      <w:r>
+        <w:rPr w:rFonts="맑은 고딕">
+          <w:rFonts w:ascii="맑은 고딕" w:hAnsi="맑은 고딕" w:eastAsia="맑은 고딕"/>
+          <w:b w:val="0"/>
+          <w:sz w:val="21"/>
+        </w:rPr>
+        <w:t>미국 및 영국을 위시한 다국적 (미국, 영국 등)</w:t>
+      </w:r>
+    </w:p>
+    <w:p>
+      <w:pPr>
+        <w:spacing w:line="324" w:lineRule="auto" w:after="80"/>
+      </w:pPr>
+      <w:r>
+        <w:rPr w:rFonts="맑은 고딕">
+          <w:rFonts w:ascii="맑은 고딕" w:hAnsi="맑은 고딕" w:eastAsia="맑은 고딕"/>
+          <w:b w:val="0"/>
+          <w:color w:val="6B7280"/>
+          <w:sz w:val="21"/>
+        </w:rPr>
+        <w:t xml:space="preserve">· </w:t>
+      </w:r>
+      <w:r>
+        <w:rPr w:rFonts="맑은 고딕">
+          <w:rFonts w:ascii="맑은 고딕" w:hAnsi="맑은 고딕" w:eastAsia="맑은 고딕"/>
+          <w:b/>
+          <w:color w:val="1F2937"/>
+          <w:sz w:val="21"/>
+        </w:rPr>
+        <w:t xml:space="preserve">생몰년도: </w:t>
+      </w:r>
+      <w:r>
+        <w:rPr w:rFonts="맑은 고딕">
+          <w:rFonts w:ascii="맑은 고딕" w:hAnsi="맑은 고딕" w:eastAsia="맑은 고딕"/>
+          <w:b w:val="0"/>
+          <w:sz w:val="21"/>
+        </w:rPr>
+        <w:t>1960년대 ~ 1980년대 (수록 아티스트 전성기 활동 기준)</w:t>
+      </w:r>
+    </w:p>
+    <w:p>
+      <w:pPr>
+        <w:spacing w:line="324" w:lineRule="auto" w:after="80"/>
+      </w:pPr>
+      <w:r>
+        <w:rPr w:rFonts="맑은 고딕">
+          <w:rFonts w:ascii="맑은 고딕" w:hAnsi="맑은 고딕" w:eastAsia="맑은 고딕"/>
+          <w:b w:val="0"/>
+          <w:color w:val="6B7280"/>
+          <w:sz w:val="21"/>
+        </w:rPr>
+        <w:t xml:space="preserve">· </w:t>
+      </w:r>
+      <w:r>
+        <w:rPr w:rFonts="맑은 고딕">
+          <w:rFonts w:ascii="맑은 고딕" w:hAnsi="맑은 고딕" w:eastAsia="맑은 고딕"/>
+          <w:b/>
+          <w:color w:val="1F2937"/>
+          <w:sz w:val="21"/>
+        </w:rPr>
+        <w:t xml:space="preserve">그룹 소속: </w:t>
+      </w:r>
+      <w:r>
+        <w:rPr w:rFonts="맑은 고딕">
+          <w:rFonts w:ascii="맑은 고딕" w:hAnsi="맑은 고딕" w:eastAsia="맑은 고딕"/>
+          <w:b w:val="0"/>
+          <w:sz w:val="21"/>
+        </w:rPr>
+        <w:t>솔로 보컬리스트 및 전설적인 팝/록 밴드 연합</w:t>
+      </w:r>
+    </w:p>
+    <w:p>
+      <w:pPr>
+        <w:spacing w:line="324" w:lineRule="auto" w:after="80"/>
+      </w:pPr>
+      <w:r>
+        <w:rPr w:rFonts="맑은 고딕">
+          <w:rFonts w:ascii="맑은 고딕" w:hAnsi="맑은 고딕" w:eastAsia="맑은 고딕"/>
+          <w:b w:val="0"/>
+          <w:color w:val="6B7280"/>
+          <w:sz w:val="21"/>
+        </w:rPr>
+        <w:t xml:space="preserve">· </w:t>
+      </w:r>
+      <w:r>
+        <w:rPr w:rFonts="맑은 고딕">
+          <w:rFonts w:ascii="맑은 고딕" w:hAnsi="맑은 고딕" w:eastAsia="맑은 고딕"/>
+          <w:b/>
+          <w:color w:val="1F2937"/>
+          <w:sz w:val="21"/>
+        </w:rPr>
+        <w:t xml:space="preserve">아티스트 소개: </w:t>
+      </w:r>
+      <w:r>
+        <w:rPr w:rFonts="맑은 고딕">
+          <w:rFonts w:ascii="맑은 고딕" w:hAnsi="맑은 고딕" w:eastAsia="맑은 고딕"/>
+          <w:b w:val="0"/>
+          <w:sz w:val="21"/>
+        </w:rPr>
+        <w:t>팝 음악의 역사적 기틀을 마련하고 서정적 멜로디의 정점을 꽃피운 당대 최고의 보컬리스트들과 명인들이 한자리에 모였습니다. 이들은 각기 독보적인 음색과 독창적인 음악 언어로 전 세계 청중을 매료시켰으며, 시대를 풍미한 그들의 목소리는 오늘날에도 대중음악의 영원한 고전(Classic)으로 우뚝 서 있습니다.</w:t>
+      </w:r>
+    </w:p>
+    <w:p>
+      <w:pPr>
+        <w:spacing w:line="324" w:lineRule="auto" w:before="200" w:after="80"/>
+      </w:pPr>
+      <w:r>
+        <w:rPr w:rFonts="맑은 고딕">
+          <w:rFonts w:ascii="맑은 고딕" w:hAnsi="맑은 고딕" w:eastAsia="맑은 고딕"/>
+          <w:b/>
+          <w:color w:val="1E3A8A"/>
+          <w:sz w:val="24"/>
+        </w:rPr>
+        <w:t>3. 음반 상세 분석</w:t>
+      </w:r>
+    </w:p>
+    <w:p>
+      <w:pPr>
+        <w:spacing w:line="324" w:lineRule="auto" w:after="80"/>
+      </w:pPr>
+      <w:r>
+        <w:rPr w:rFonts="맑은 고딕">
+          <w:rFonts w:ascii="맑은 고딕" w:hAnsi="맑은 고딕" w:eastAsia="맑은 고딕"/>
+          <w:b w:val="0"/>
+          <w:color w:val="6B7280"/>
+          <w:sz w:val="21"/>
+        </w:rPr>
+        <w:t xml:space="preserve">· </w:t>
+      </w:r>
+      <w:r>
+        <w:rPr w:rFonts="맑은 고딕">
+          <w:rFonts w:ascii="맑은 고딕" w:hAnsi="맑은 고딕" w:eastAsia="맑은 고딕"/>
+          <w:b/>
+          <w:color w:val="1F2937"/>
+          <w:sz w:val="21"/>
+        </w:rPr>
+        <w:t xml:space="preserve">역사적 위치: </w:t>
+      </w:r>
+      <w:r>
+        <w:rPr w:rFonts="맑은 고딕">
+          <w:rFonts w:ascii="맑은 고딕" w:hAnsi="맑은 고딕" w:eastAsia="맑은 고딕"/>
+          <w:b w:val="0"/>
+          <w:sz w:val="21"/>
+        </w:rPr>
+        <w:t>단편적인 유행가를 모아놓은 것을 넘어 1960~70년대 골든 팝의 정수를 한눈에 조망할 수 있는 아카이브적 가치를 지닙니다. 정교한 편곡과 아름다운 선율미가 돋보이는 곡들이 유기적으로 배열되어 있어, 팝 컴필레이션 음반이 도달할 수 있는 가장 균형 잡히고 품격 있는 미학적 완성도를 증명합니다.</w:t>
+      </w:r>
+    </w:p>
+    <w:p>
+      <w:pPr>
+        <w:spacing w:line="324" w:lineRule="auto" w:after="80"/>
+      </w:pPr>
+      <w:r>
+        <w:rPr w:rFonts="맑은 고딕">
+          <w:rFonts w:ascii="맑은 고딕" w:hAnsi="맑은 고딕" w:eastAsia="맑은 고딕"/>
+          <w:b w:val="0"/>
+          <w:color w:val="6B7280"/>
+          <w:sz w:val="21"/>
+        </w:rPr>
+        <w:t xml:space="preserve">· </w:t>
+      </w:r>
+      <w:r>
+        <w:rPr w:rFonts="맑은 고딕">
+          <w:rFonts w:ascii="맑은 고딕" w:hAnsi="맑은 고딕" w:eastAsia="맑은 고딕"/>
+          <w:b/>
+          <w:color w:val="1F2937"/>
+          <w:sz w:val="21"/>
+        </w:rPr>
+        <w:t xml:space="preserve">시대의 흔적(스토리텔링): </w:t>
+      </w:r>
+      <w:r>
+        <w:rPr w:rFonts="맑은 고딕">
+          <w:rFonts w:ascii="맑은 고딕" w:hAnsi="맑은 고딕" w:eastAsia="맑은 고딕"/>
+          <w:b w:val="0"/>
+          <w:sz w:val="21"/>
+        </w:rPr>
+        <w:t>낡은 음악 다방의 목재 테이블, DJ의 부드러운 목소리와 함께 피어오르던 커피 향기, 그리고 심야 라디오에서 흘러나오는 노래에 귀 기울이던 청춘들의 푸른 고뇌가 오롯이 새겨져 있습니다. 격변의 근대화 시기, 이 음반에 담긴 낭만적 멜로디는 메마른 도시를 살아가는 이들에게 가장 순수한 형태의 안식처이자 서구적 감성의 창(窓)이 되어 주었습니다.</w:t>
+      </w:r>
+    </w:p>
+    <w:p>
+      <w:pPr>
+        <w:spacing w:line="324" w:lineRule="auto" w:before="200" w:after="80"/>
+      </w:pPr>
+      <w:r>
+        <w:rPr w:rFonts="맑은 고딕">
+          <w:rFonts w:ascii="맑은 고딕" w:hAnsi="맑은 고딕" w:eastAsia="맑은 고딕"/>
+          <w:b/>
+          <w:color w:val="1E3A8A"/>
+          <w:sz w:val="24"/>
+        </w:rPr>
+        <w:t>4. 주요 수록곡 및 감상 제언</w:t>
+      </w:r>
+    </w:p>
+    <w:p>
+      <w:pPr>
+        <w:spacing w:line="324" w:lineRule="auto" w:after="80"/>
+      </w:pPr>
+      <w:r>
+        <w:rPr w:rFonts="맑은 고딕">
+          <w:rFonts w:ascii="맑은 고딕" w:hAnsi="맑은 고딕" w:eastAsia="맑은 고딕"/>
+          <w:b w:val="0"/>
+          <w:color w:val="6B7280"/>
+          <w:sz w:val="21"/>
+        </w:rPr>
+        <w:t xml:space="preserve">· </w:t>
+      </w:r>
+      <w:r>
+        <w:rPr w:rFonts="맑은 고딕">
+          <w:rFonts w:ascii="맑은 고딕" w:hAnsi="맑은 고딕" w:eastAsia="맑은 고딕"/>
+          <w:b/>
+          <w:color w:val="1F2937"/>
+          <w:sz w:val="21"/>
+        </w:rPr>
+        <w:t xml:space="preserve">주요 수록곡 특징: </w:t>
+      </w:r>
+      <w:r>
+        <w:rPr w:rFonts="맑은 고딕">
+          <w:rFonts w:ascii="맑은 고딕" w:hAnsi="맑은 고딕" w:eastAsia="맑은 고딕"/>
+          <w:b w:val="0"/>
+          <w:sz w:val="21"/>
+        </w:rPr>
+        <w:t>감미로운 스트링 오케스트레이션과 부드러운 어쿠스틱 기타, 그리고 심금을 울리는 보컬 하모니가 일품인 명곡들이 포진해 있습니다. 낭만적인 팝 발라드부터 유려한 멜로디의 소프트 록에 이르기까지, 각 곡마다 서정성이 극대화된 멜로디 라인과 깊이 있는 가사가 청자의 내면을 따스하게 어루만집니다.</w:t>
+      </w:r>
+    </w:p>
+    <w:p>
+      <w:pPr>
+        <w:spacing w:line="324" w:lineRule="auto" w:after="80"/>
+      </w:pPr>
+      <w:r>
+        <w:rPr w:rFonts="맑은 고딕">
+          <w:rFonts w:ascii="맑은 고딕" w:hAnsi="맑은 고딕" w:eastAsia="맑은 고딕"/>
+          <w:b w:val="0"/>
+          <w:color w:val="6B7280"/>
+          <w:sz w:val="21"/>
+        </w:rPr>
+        <w:t xml:space="preserve">· </w:t>
+      </w:r>
+      <w:r>
+        <w:rPr w:rFonts="맑은 고딕">
+          <w:rFonts w:ascii="맑은 고딕" w:hAnsi="맑은 고딕" w:eastAsia="맑은 고딕"/>
+          <w:b/>
+          <w:color w:val="1F2937"/>
+          <w:sz w:val="21"/>
+        </w:rPr>
+        <w:t xml:space="preserve">빈티지 감상 제언: </w:t>
+      </w:r>
+      <w:r>
+        <w:rPr w:rFonts="맑은 고딕">
+          <w:rFonts w:ascii="맑은 고딕" w:hAnsi="맑은 고딕" w:eastAsia="맑은 고딕"/>
+          <w:b w:val="0"/>
+          <w:sz w:val="21"/>
+        </w:rPr>
+        <w:t>진공관 앰프의 은은한 예열 속에서 턴테이블의 바늘이 소리골(Groove)을 스치는 미세한 표면 잡음(Surface Noise)과 함께 감상할 때 그 진가가 발휘됩니다. 디지털 음원에서는 결코 흉내 낼 수 없는 중음역대의 도톰하고 풍성한 질감, 그리고 가슴 깊이 파고드는 보컬의 온기는 아날로그 오디오 시스템 특유의 서정적 깊이를 만끽하게 해 줍니다.</w:t>
+      </w:r>
+    </w:p>
+    <w:p>
+      <w:pPr>
+        <w:spacing w:line="324" w:lineRule="auto" w:after="80"/>
+      </w:pPr>
+      <w:r>
+        <w:rPr w:rFonts="맑은 고딕">
+          <w:rFonts w:ascii="맑은 고딕" w:hAnsi="맑은 고딕" w:eastAsia="맑은 고딕"/>
+          <w:b w:val="0"/>
+          <w:color w:val="6B7280"/>
+          <w:sz w:val="21"/>
+        </w:rPr>
+        <w:t xml:space="preserve">· </w:t>
+      </w:r>
+      <w:r>
+        <w:rPr w:rFonts="맑은 고딕">
+          <w:rFonts w:ascii="맑은 고딕" w:hAnsi="맑은 고딕" w:eastAsia="맑은 고딕"/>
+          <w:b/>
+          <w:color w:val="1F2937"/>
+          <w:sz w:val="21"/>
+        </w:rPr>
+        <w:t xml:space="preserve">소장 가치: </w:t>
+      </w:r>
+      <w:r>
+        <w:rPr w:rFonts="맑은 고딕">
+          <w:rFonts w:ascii="맑은 고딕" w:hAnsi="맑은 고딕" w:eastAsia="맑은 고딕"/>
+          <w:b w:val="0"/>
+          <w:sz w:val="21"/>
+        </w:rPr>
+        <w:t>세월의 풍파 속에서도 원형의 소리를 보존해 온 희소성은 물론, 당시의 시대적 감성과 독특한 LP 재킷 디자인이 결합되어 빈티지 바이닐 컬렉터들에게는 놓칠 수 없는 귀중한 역사적 유산이자 감성적 보고(寶庫)입니다.</w:t>
+      </w:r>
+    </w:p>
+    <w:p>
+      <w:pPr>
+        <w:spacing w:line="324" w:lineRule="auto" w:after="120" w:before="160"/>
+      </w:pPr>
+      <w:r>
+        <w:rPr w:rFonts="맑은 고딕">
+          <w:rFonts w:ascii="맑은 고딕" w:hAnsi="맑은 고딕" w:eastAsia="맑은 고딕"/>
+          <w:b/>
+          <w:color w:val="4338CA"/>
+          <w:sz w:val="21"/>
+        </w:rPr>
+        <w:t>이 음반을 통해 아날로그 소리골 깊숙이 새겨진 팝의 황금기 선율이 전해주는 감동을 다시 한번 경험해 보시는 것은 어떨까요?</w:t>
       </w:r>
     </w:p>
     <w:sectPr>
       <w:pgSz w:w="12240" w:h="15840"/>
-      <w:pgMar w:top="1440" w:right="1440" w:bottom="1440" w:left="1440" w:header="720" w:footer="720" w:gutter="0"/>
+      <w:pgMar w:top="1152" w:right="1296" w:bottom="1152" w:left="1296" w:header="720" w:footer="720" w:gutter="0"/>
       <w:cols w:space="720"/>
       <w:docGrid w:linePitch="360"/>
     </w:sectPr>

--- a/word_reports/LP_0018_위치_319_Various Artists_Original .docx
+++ b/word_reports/LP_0018_위치_319_Various Artists_Original .docx
@@ -32,7 +32,7 @@
     </w:p>
     <w:p>
       <w:pPr>
-        <w:spacing w:line="324" w:lineRule="auto" w:before="80" w:after="160"/>
+        <w:spacing w:line="324" w:lineRule="auto" w:before="80" w:after="120"/>
       </w:pPr>
       <w:r>
         <w:rPr w:rFonts="맑은 고딕">
@@ -42,13 +42,6 @@
           <w:sz w:val="22"/>
         </w:rPr>
         <w:t xml:space="preserve">[음반 소개] </w:t>
-      </w:r>
-      <w:r>
-        <w:rPr w:rFonts="맑은 고딕">
-          <w:rFonts w:ascii="맑은 고딕" w:hAnsi="맑은 고딕" w:eastAsia="맑은 고딕"/>
-          <w:b w:val="0"/>
-          <w:sz w:val="21"/>
-        </w:rPr>
       </w:r>
     </w:p>
     <w:p>
@@ -61,7 +54,33 @@
           <w:b w:val="0"/>
           <w:sz w:val="21"/>
         </w:rPr>
-        <w:t>한 시대를 풍미하며 수많은 청춘의 심금을 울렸던 서양 팝 음악의 황금기 유산들이 한 장의 바이닐 위에 찬란한 꽃처럼 피어난 걸작 컴필레이션입니다. 1970~80년대 한국 음악 애호가들의 감수성을 살찌웠던 주옥같은 오리지널 명곡들이 응축되어, 시간을 초월한 아날로그의 온기를 품고 있습니다. 턴테이블의 바늘 끝을 타고 흐르는 선율은 단순한 음악을 넘어 지나간 계절의 아련한 추억과 낭만을 고스란히 복원해 냅니다. 이 음반은 그 시절 음악 다방과 라디오의 감성을 온전히 소환하며 시대를 아우르는 음악적 위로와 격조 높은 예술적 감흥을 선사합니다.</w:t>
+        <w:t>음악이 시대를 기록하는 가장 아름다운 방식이자 영혼의 안식처였던 아날로그의 황금기, 팝 음악 역사에 찬연한 이정표를 남긴 명곡들을 하나의 그릇에 오롯이 담아낸 앨범이 바로 『Original Pops Golden Vol. 6』입니다. 1970~80년대 바이닐 문화의 절정기 속에서 태어난 이 컴필레이션 음반은, 당시 국경과 언어의 장벽을 넘어 인간의 가장 순수한 감정을 어루만졌던 스탠더드 팝과 소프트 록, 그리고 서정적인 어덜트 컨템퍼러리의 정수만을 정교하게 직조해 낸 명반입니다. 단일 아티스트의 앨범에서는 미처 다 포착할 수 없었던 팝 음악의 다채로운 스펙트럼과 시대적 호흡이 한 장의 검은 원반 위에서 완벽한 조화를 이루고 있습니다.</w:t>
+      </w:r>
+    </w:p>
+    <w:p>
+      <w:pPr>
+        <w:spacing w:line="324" w:lineRule="auto" w:after="120"/>
+      </w:pPr>
+      <w:r>
+        <w:rPr w:rFonts="맑은 고딕">
+          <w:rFonts w:ascii="맑은 고딕" w:hAnsi="맑은 고딕" w:eastAsia="맑은 고딕"/>
+          <w:b w:val="0"/>
+          <w:sz w:val="21"/>
+        </w:rPr>
+        <w:t>이 앨범에 아로새겨진 선율들은 단순한 상업적 히트곡의 나열에 머무르지 않습니다. 삶의 우수와 청춘의 번뇌, 사랑의 찬미와 이별의 잔향을 노래했던 당대 거장들의 예술적 철학이 응축되어 있으며, 현악 오케스트레이션의 유려함과 아날로그 세션 음악의 따스한 숨결이 촘촘하게 스며들어 있습니다. 화려한 기교 대신 진솔한 멜로디 라인과 시적인 노랫말로 세상을 위로하고자 했던 음악인들의 순수한 열정은, 수십 년의 세월이 흐른 오늘날에도 듣는 이의 마음 깊은 곳에 가 닿아 잔잔한 파문을 일으킵니다.</w:t>
+      </w:r>
+    </w:p>
+    <w:p>
+      <w:pPr>
+        <w:spacing w:line="324" w:lineRule="auto" w:after="120"/>
+      </w:pPr>
+      <w:r>
+        <w:rPr w:rFonts="맑은 고딕">
+          <w:rFonts w:ascii="맑은 고딕" w:hAnsi="맑은 고딕" w:eastAsia="맑은 고딕"/>
+          <w:b w:val="0"/>
+          <w:sz w:val="21"/>
+        </w:rPr>
+        <w:t>바늘이 소리골을 스치는 순간 피어오르는 그 시절의 낭만은, 음악이 우리 삶의 가장 숭고한 쉼표였음을 일깨워 줍니다. 격동과 변화의 소용돌이 속에서도 인간 본연의 온기를 잃지 않게 해주었던 이 불멸의 소리들은, 디지털 음원으로는 결코 대체할 수 없는 아날로그 고유의 질감과 서정적 품격을 간직한 채 영원히 바래지 않는 클래식의 위엄을 증명하고 있습니다.</w:t>
       </w:r>
     </w:p>
     <w:p>
@@ -168,7 +187,7 @@
           <w:b w:val="0"/>
           <w:sz w:val="21"/>
         </w:rPr>
-        <w:t>1970~80년대 전성기를 누린 국내 유수의 라이선스 음반사를 통해 기획·발매된 정통 골든 팝 시리즈의 여섯 번째 역작으로, 당시 엄격한 선곡 기준과 오리지널 마스터 음원의 품격을 담아 대중에게 서구 팝의 정수를 소개했던 역사적 배경을 지니고 있습니다.</w:t>
+        <w:t>1970~80년대 해외 유수의 메이저 레이블들이 보증한 오리지널 마스터 음원을 기반으로 기획·발매된 정통 골든 팝 옴니버스 시리즈로, 엄격한 큐레이션을 거친 고품격 앤솔로지 LP입니다.</w:t>
       </w:r>
     </w:p>
     <w:p>
@@ -199,7 +218,7 @@
           <w:b w:val="0"/>
           <w:sz w:val="21"/>
         </w:rPr>
-        <w:t>발매 당시 음악 다방의 단골 레퍼토리이자 라디오 음악 프로그램의 리퀘스트를 독점하며 전국적인 베스트셀러로 자리매김하였으며, 수많은 팝 애호가들의 필청 음반으로서 스테디셀러의 반열에 올라 상업적·문화적으로 커다란 성공을 거두었습니다.</w:t>
+        <w:t>발매 당시 국내외 음악 감상실과 라디오 방송의 리퀘스트 순위를 독식하며 스테디셀러로 군림하였고, 음악 애호가들의 필청 음반으로 꼽히며 압도적인 판매고를 기록했습니다.</w:t>
       </w:r>
     </w:p>
     <w:p>
@@ -230,7 +249,7 @@
           <w:b w:val="0"/>
           <w:sz w:val="21"/>
         </w:rPr>
-        <w:t>단일 앨범 차원의 수상을 넘어, 수록된 곡들 대다수가 빌보드 핫 100 상위권 및 그래미 어워즈를 석권했던 불멸의 트랙들로 구성되어 있어 대중음악사에서 가장 공인된 음악적 완성도와 권위를 자랑합니다.</w:t>
+        <w:t>앨범에 수록된 개별 트랙 다수가 빌보드 핫 100 차트 정상 석권 및 그래미 어워즈의 주요 부문을 수상한 바 있으며, 대중음악 평단으로부터 '20세기 팝 음악의 황금기를 축약한 결정체'라는 공인된 찬사를 받았습니다.</w:t>
       </w:r>
     </w:p>
     <w:p>
@@ -275,7 +294,7 @@
           <w:b w:val="0"/>
           <w:sz w:val="21"/>
         </w:rPr>
-        <w:t>미국 및 영국을 위시한 다국적 (미국, 영국 등)</w:t>
+        <w:t>미국, 영국 등 다국적</w:t>
       </w:r>
     </w:p>
     <w:p>
@@ -306,7 +325,7 @@
           <w:b w:val="0"/>
           <w:sz w:val="21"/>
         </w:rPr>
-        <w:t>1960년대 ~ 1980년대 (수록 아티스트 전성기 활동 기준)</w:t>
+        <w:t>1960년대~1980년대 팝 음악의 융성기를 이끈 거장 연합</w:t>
       </w:r>
     </w:p>
     <w:p>
@@ -337,7 +356,7 @@
           <w:b w:val="0"/>
           <w:sz w:val="21"/>
         </w:rPr>
-        <w:t>솔로 보컬리스트 및 전설적인 팝/록 밴드 연합</w:t>
+        <w:t>옴니버스 컴필레이션 (전설적인 솔로 보컬리스트 및 팝 그룹)</w:t>
       </w:r>
     </w:p>
     <w:p>
@@ -368,7 +387,7 @@
           <w:b w:val="0"/>
           <w:sz w:val="21"/>
         </w:rPr>
-        <w:t>팝 음악의 역사적 기틀을 마련하고 서정적 멜로디의 정점을 꽃피운 당대 최고의 보컬리스트들과 명인들이 한자리에 모였습니다. 이들은 각기 독보적인 음색과 독창적인 음악 언어로 전 세계 청중을 매료시켰으며, 시대를 풍미한 그들의 목소리는 오늘날에도 대중음악의 영원한 고전(Classic)으로 우뚝 서 있습니다.</w:t>
+        <w:t>팝과 포크, 소울, 소프트 록의 시대를 풍미한 당대 최고의 싱어송라이터와 명연주자들이 대거 포진해 있습니다. 이들은 탁월한 가창력과 섬세한 편곡 미학을 바탕으로 대중음악을 고전 예술의 반열로 끌어올린 주역들입니다. 세대를 초월하여 인류의 보편적 정서를 관통하는 멜로디를 창조함으로써 현대 대중음악사의 견고한 기틀을 확립했습니다.</w:t>
       </w:r>
     </w:p>
     <w:p>
@@ -413,7 +432,7 @@
           <w:b w:val="0"/>
           <w:sz w:val="21"/>
         </w:rPr>
-        <w:t>단편적인 유행가를 모아놓은 것을 넘어 1960~70년대 골든 팝의 정수를 한눈에 조망할 수 있는 아카이브적 가치를 지닙니다. 정교한 편곡과 아름다운 선율미가 돋보이는 곡들이 유기적으로 배열되어 있어, 팝 컴필레이션 음반이 도달할 수 있는 가장 균형 잡히고 품격 있는 미학적 완성도를 증명합니다.</w:t>
+        <w:t>팝 음악이 상업적 소비재를 넘어 대중의 정서적 교양으로 확립되던 시기의 명작들을 집대성한 앨범입니다. 장르 간의 경계를 유연하게 넘나들며 대중성과 음악적 완성도를 완벽히 양립시킨, 팝 아카이브 역사상 빼놓을 수 없는 기념비적 텍스트로 평가받습니다.</w:t>
       </w:r>
     </w:p>
     <w:p>
@@ -444,7 +463,7 @@
           <w:b w:val="0"/>
           <w:sz w:val="21"/>
         </w:rPr>
-        <w:t>낡은 음악 다방의 목재 테이블, DJ의 부드러운 목소리와 함께 피어오르던 커피 향기, 그리고 심야 라디오에서 흘러나오는 노래에 귀 기울이던 청춘들의 푸른 고뇌가 오롯이 새겨져 있습니다. 격변의 근대화 시기, 이 음반에 담긴 낭만적 멜로디는 메마른 도시를 살아가는 이들에게 가장 순수한 형태의 안식처이자 서구적 감성의 창(窓)이 되어 주었습니다.</w:t>
+        <w:t>턴테이블과 라디오가 청춘의 유일한 해방구였던 시절, 어두운 골목길 음악 다방의 DJ 부스에서 흘러나와 젊은 영혼들을 달래주던 시대의 온기가 고스란히 묻어 있습니다. 낭만과 우수가 공존하던 그 시절 청년 문화의 정서적 공기와 아날로그적 향수가 음각의 홈마다 짙게 배어 있습니다.</w:t>
       </w:r>
     </w:p>
     <w:p>
@@ -489,7 +508,7 @@
           <w:b w:val="0"/>
           <w:sz w:val="21"/>
         </w:rPr>
-        <w:t>감미로운 스트링 오케스트레이션과 부드러운 어쿠스틱 기타, 그리고 심금을 울리는 보컬 하모니가 일품인 명곡들이 포진해 있습니다. 낭만적인 팝 발라드부터 유려한 멜로디의 소프트 록에 이르기까지, 각 곡마다 서정성이 극대화된 멜로디 라인과 깊이 있는 가사가 청자의 내면을 따스하게 어루만집니다.</w:t>
+        <w:t>심금을 울리는 서정적인 멜로디의 팝 발라드부터 유려한 오케스트레이션이 돋보이는 어덜트 컨템퍼러리, 경쾌하면서도 세련된 리듬감의 스탠더드 팝 트랙들이 조화롭게 배치되어 있습니다. 각 곡마다 보컬의 독보적인 질감과 악기 본연의 울림이 살아 숨 쉬어 깊은 감동을 안겨줍니다.</w:t>
       </w:r>
     </w:p>
     <w:p>
@@ -520,7 +539,7 @@
           <w:b w:val="0"/>
           <w:sz w:val="21"/>
         </w:rPr>
-        <w:t>진공관 앰프의 은은한 예열 속에서 턴테이블의 바늘이 소리골(Groove)을 스치는 미세한 표면 잡음(Surface Noise)과 함께 감상할 때 그 진가가 발휘됩니다. 디지털 음원에서는 결코 흉내 낼 수 없는 중음역대의 도톰하고 풍성한 질감, 그리고 가슴 깊이 파고드는 보컬의 온기는 아날로그 오디오 시스템 특유의 서정적 깊이를 만끽하게 해 줍니다.</w:t>
+        <w:t>진공관 앰프 특유의 포근한 배음과 MM/MC 카트리지를 장착한 턴테이블 시스템으로 감상할 것을 권합니다. 바이닐 특유의 미세한 크랙클 노이즈 사이로 피어오르는 보컬의 온기와 현악기의 풍성한 잔향은 현대의 디지털 사운드가 결코 도달할 수 없는 입체적인 서정미를 선사합니다.</w:t>
       </w:r>
     </w:p>
     <w:p>
@@ -551,7 +570,7 @@
           <w:b w:val="0"/>
           <w:sz w:val="21"/>
         </w:rPr>
-        <w:t>세월의 풍파 속에서도 원형의 소리를 보존해 온 희소성은 물론, 당시의 시대적 감성과 독특한 LP 재킷 디자인이 결합되어 빈티지 바이닐 컬렉터들에게는 놓칠 수 없는 귀중한 역사적 유산이자 감성적 보고(寶庫)입니다.</w:t>
+        <w:t>한 시대를 수놓았던 불멸의 명곡 오리지널 버전을 하나의 LP로 온전히 누릴 수 있다는 점에서 바이닐 컬렉터들에게 탁월한 아카이브적 가치를 지닙니다. 세월이 흐를수록 그 깊이를 더해가는 아날로그 프레싱의 희소성과 낭만적인 재킷 디자인은 영구 소장의 이유를 충분히 증명합니다.</w:t>
       </w:r>
     </w:p>
     <w:p>
@@ -565,7 +584,7 @@
           <w:color w:val="4338CA"/>
           <w:sz w:val="21"/>
         </w:rPr>
-        <w:t>이 음반을 통해 아날로그 소리골 깊숙이 새겨진 팝의 황금기 선율이 전해주는 감동을 다시 한번 경험해 보시는 것은 어떨까요?</w:t>
+        <w:t>이 음반을 통해 아날로그의 소리골이 전해주는 감동을 다시 한번 경험해 보시는 것은 어떨까요?</w:t>
       </w:r>
     </w:p>
     <w:sectPr>
